--- a/005-theme-park-creator/worksheets/week3-intermediate.docx
+++ b/005-theme-park-creator/worksheets/week3-intermediate.docx
@@ -111,7 +111,7 @@
         <w:t>build_room</w:t>
       </w:r>
       <w:r>
-        <w:t xml:space="preserve"> helper, and both amenity functions </w:t>
+        <w:t xml:space="preserve"> helper. Both amenity functions </w:t>
       </w:r>
       <w:r>
         <w:rPr>
@@ -120,7 +120,7 @@
         <w:t>call</w:t>
       </w:r>
       <w:r>
-        <w:t xml:space="preserve"> it. Each one then adds its own fitting.</w:t>
+        <w:t xml:space="preserve"> it, then add their own fitting.</w:t>
       </w:r>
     </w:p>
     <w:p>
@@ -400,7 +400,7 @@
         <w:t>helper function</w:t>
       </w:r>
       <w:r>
-        <w:t xml:space="preserve"> does one job well. Other functions </w:t>
+        <w:t xml:space="preserve"> does one job. Other functions </w:t>
       </w:r>
       <w:r>
         <w:rPr>
@@ -425,15 +425,15 @@
           <w:rFonts w:ascii="Consolas" w:hAnsi="Consolas" w:cs="Consolas"/>
           <w:sz w:val="21"/>
         </w:rPr>
-        <w:t xml:space="preserve">   build_bathroom(0, 5)                build_janitor_room(8, 4)</w:t>
+        <w:t xml:space="preserve">   build_bathroom(5)            build_janitor_room(4)</w:t>
         <w:br/>
-        <w:t xml:space="preserve">        │                                    │</w:t>
+        <w:t xml:space="preserve">        │                            │</w:t>
         <w:br/>
-        <w:t xml:space="preserve">        ├─ calls ─▶ build_room(...)  ◀─ calls ─┤     ← ONE helper, TWO callers</w:t>
+        <w:t xml:space="preserve">        ├─▶ build_room(...)          ├─▶ build_room(...)   ← ONE helper</w:t>
         <w:br/>
-        <w:t xml:space="preserve">        │                                    │</w:t>
+        <w:t xml:space="preserve">        │                            │</w:t>
         <w:br/>
-        <w:t xml:space="preserve">        └─ places CAULDRON                   └─ places BARREL</w:t>
+        <w:t xml:space="preserve">        └─▶ place CAULDRON           └─▶ place BARREL</w:t>
       </w:r>
     </w:p>
     <w:p>
@@ -442,18 +442,7 @@
         <w:keepLines/>
       </w:pPr>
       <w:r>
-        <w:t xml:space="preserve">The helper takes an </w:t>
-      </w:r>
-      <w:r>
-        <w:rPr>
-          <w:rFonts w:ascii="Consolas" w:hAnsi="Consolas" w:cs="Consolas"/>
-          <w:sz w:val="21"/>
-          <w:shd w:val="clear" w:fill="EEEEEE"/>
-        </w:rPr>
-        <w:t>x</w:t>
-      </w:r>
-      <w:r>
-        <w:t xml:space="preserve"> — where the room starts — so two rooms do not land on top of each other.</w:t>
+        <w:t>Here is the helper. It builds walls, a floor, and a doorway:</w:t>
       </w:r>
     </w:p>
     <w:p>
@@ -469,13 +458,13 @@
           <w:rFonts w:ascii="Consolas" w:hAnsi="Consolas" w:cs="Consolas"/>
           <w:sz w:val="21"/>
         </w:rPr>
-        <w:t>def build_room(wall, floor, x, size):</w:t>
+        <w:t>def build_room(wall, floor, size):</w:t>
         <w:br/>
-        <w:t xml:space="preserve">    blocks.fill(wall, pos(x, 0, 0), pos(x + size, 3, size), FillOperation.HOLLOW)</w:t>
+        <w:t xml:space="preserve">    blocks.fill(wall, pos(0, 0, 0), pos(size, 3, size), FillOperation.HOLLOW)</w:t>
         <w:br/>
-        <w:t xml:space="preserve">    blocks.fill(floor, pos(x, 0, 0), pos(x + size, 0, size), FillOperation.REPLACE)</w:t>
+        <w:t xml:space="preserve">    blocks.fill(floor, pos(0, 0, 0), pos(size, 0, size), FillOperation.REPLACE)</w:t>
         <w:br/>
-        <w:t xml:space="preserve">    blocks.fill(AIR, pos(x + 2, 1, 0), pos(x + 2, 2, 0), FillOperation.REPLACE)</w:t>
+        <w:t xml:space="preserve">    blocks.fill(AIR, pos(2, 1, 0), pos(2, 2, 0), FillOperation.REPLACE)</w:t>
       </w:r>
     </w:p>
     <w:p>
@@ -487,7 +476,7 @@
         <w:rPr>
           <w:b/>
         </w:rPr>
-        <w:t>Why is writing `build_room` once better than writing the same three fills inside both amenity functions?</w:t>
+        <w:t>Why is writing `build_room` once better than writing those three fills in both amenity functions?</w:t>
       </w:r>
     </w:p>
     <w:p>
@@ -580,14 +569,14 @@
           <w:rFonts w:ascii="Consolas" w:hAnsi="Consolas" w:cs="Consolas"/>
           <w:sz w:val="21"/>
         </w:rPr>
-        <w:t>def build_bathroom(x, size):</w:t>
+        <w:t>def build_bathroom(size):</w:t>
         <w:br/>
-        <w:t xml:space="preserve">    build_room(QUARTZ_BLOCK, STONE, x, size)</w:t>
+        <w:t xml:space="preserve">    build_room(QUARTZ_BLOCK, STONE, size)</w:t>
         <w:br/>
-        <w:t xml:space="preserve">    blocks.place(CAULDRON, pos(x + 1, 1, 1))</w:t>
+        <w:t xml:space="preserve">    blocks.place(CAULDRON, pos(1, 1, 1))</w:t>
         <w:br/>
         <w:br/>
-        <w:t>build_bathroom(0, 5)</w:t>
+        <w:t>build_bathroom(5)</w:t>
       </w:r>
     </w:p>
     <w:p>
@@ -599,7 +588,7 @@
         <w:rPr>
           <w:b/>
         </w:rPr>
-        <w:t>What are the walls made of? What is the floor made of? Where does the cauldron sit?</w:t>
+        <w:t>What are the walls made of? What is the floor made of? How wide is the room?</w:t>
       </w:r>
     </w:p>
     <w:p>
@@ -667,16 +656,14 @@
           <w:rFonts w:ascii="Consolas" w:hAnsi="Consolas" w:cs="Consolas"/>
           <w:sz w:val="21"/>
         </w:rPr>
-        <w:t>def build_janitor_room(x, size):</w:t>
+        <w:t>def build_janitor_room(size):</w:t>
         <w:br/>
-        <w:t xml:space="preserve">    build_room(OAK_PLANKS, STONE, x, size)</w:t>
+        <w:t xml:space="preserve">    build_room(OAK_PLANKS, STONE, size)</w:t>
         <w:br/>
-        <w:t xml:space="preserve">    blocks.place(BARREL, pos(x + 1, 1, 1))</w:t>
+        <w:t xml:space="preserve">    blocks.place(BARREL, pos(1, 1, 1))</w:t>
         <w:br/>
         <w:br/>
-        <w:t>build_bathroom(0, 5)</w:t>
-        <w:br/>
-        <w:t>build_janitor_room(8, 4)</w:t>
+        <w:t>build_janitor_room(4)</w:t>
       </w:r>
     </w:p>
     <w:p>
@@ -688,7 +675,7 @@
         <w:rPr>
           <w:b/>
         </w:rPr>
-        <w:t>Both rooms use the same helper. What is different about them? Why is the janitor room's `x` an `8` and not a `0`?</w:t>
+        <w:t>Both amenities call the same helper. What is different about the two rooms?</w:t>
       </w:r>
     </w:p>
     <w:p>
@@ -805,12 +792,12 @@
           <w:rFonts w:ascii="Consolas" w:hAnsi="Consolas" w:cs="Consolas"/>
           <w:sz w:val="21"/>
         </w:rPr>
-        <w:t>def build_bathroom(x, size):</w:t>
+        <w:t>def build_bathroom(size):</w:t>
         <w:br/>
-        <w:t xml:space="preserve">    blocks.place(CAULDRON, pos(x + 1, 1, 1))</w:t>
+        <w:t xml:space="preserve">    blocks.place(CAULDRON, pos(1, 1, 1))</w:t>
         <w:br/>
         <w:br/>
-        <w:t>build_bathroom(0, 5)</w:t>
+        <w:t>build_bathroom(5)</w:t>
       </w:r>
     </w:p>
     <w:p>
@@ -1002,14 +989,14 @@
           <w:rFonts w:ascii="Consolas" w:hAnsi="Consolas" w:cs="Consolas"/>
           <w:sz w:val="21"/>
         </w:rPr>
-        <w:t>def build_bathroom(x, size):</w:t>
+        <w:t>def build_bathroom(size):</w:t>
         <w:br/>
-        <w:t xml:space="preserve">    build_room(STONE, QUARTZ_BLOCK, x, size)</w:t>
+        <w:t xml:space="preserve">    build_room(STONE, QUARTZ_BLOCK, size)</w:t>
         <w:br/>
-        <w:t xml:space="preserve">    blocks.place(CAULDRON, pos(x + 1, 1, 1))</w:t>
+        <w:t xml:space="preserve">    blocks.place(CAULDRON, pos(1, 1, 1))</w:t>
         <w:br/>
         <w:br/>
-        <w:t>build_bathroom(0, 5)</w:t>
+        <w:t>build_bathroom(5)</w:t>
       </w:r>
     </w:p>
     <w:p>
@@ -1032,7 +1019,7 @@
           <w:sz w:val="21"/>
           <w:shd w:val="clear" w:fill="EEEEEE"/>
         </w:rPr>
-        <w:t>(wall, floor, x, size)</w:t>
+        <w:t>(wall, floor, size)</w:t>
       </w:r>
       <w:r>
         <w:t xml:space="preserve">. Arguments land in those boxes </w:t>
@@ -1212,14 +1199,14 @@
           <w:rFonts w:ascii="Consolas" w:hAnsi="Consolas" w:cs="Consolas"/>
           <w:sz w:val="21"/>
         </w:rPr>
-        <w:t>def build_bathroom(x, size):</w:t>
+        <w:t>def build_bathroom(size):</w:t>
         <w:br/>
-        <w:t xml:space="preserve">    blocks.place(CAULDRON, pos(x + 1, 1, 1))</w:t>
+        <w:t xml:space="preserve">    blocks.place(CAULDRON, pos(1, 1, 1))</w:t>
         <w:br/>
-        <w:t xml:space="preserve">    build_room(QUARTZ_BLOCK, STONE, x, size)</w:t>
+        <w:t xml:space="preserve">    build_room(QUARTZ_BLOCK, STONE, size)</w:t>
         <w:br/>
         <w:br/>
-        <w:t>build_bathroom(0, 5)</w:t>
+        <w:t>build_bathroom(5)</w:t>
       </w:r>
     </w:p>
     <w:p>
@@ -1432,11 +1419,11 @@
           <w:rFonts w:ascii="Consolas" w:hAnsi="Consolas" w:cs="Consolas"/>
           <w:sz w:val="21"/>
         </w:rPr>
-        <w:t>def build_room(wall, floor, x, size):</w:t>
+        <w:t>def build_room(wall, floor, size):</w:t>
         <w:br/>
-        <w:t>def build_bathroom(x, size):</w:t>
+        <w:t>def build_bathroom(size):</w:t>
         <w:br/>
-        <w:t>def build_janitor_room(x, size):</w:t>
+        <w:t>def build_janitor_room(size):</w:t>
       </w:r>
     </w:p>
     <w:p>
@@ -1453,7 +1440,7 @@
         <w:t>build_room</w:t>
       </w:r>
       <w:r>
-        <w:t xml:space="preserve"> must build:</w:t>
+        <w:t xml:space="preserve"> builds:</w:t>
       </w:r>
     </w:p>
     <w:p>
@@ -1577,7 +1564,7 @@
         <w:t>build_bathroom</w:t>
       </w:r>
       <w:r>
-        <w:t xml:space="preserve"> must call </w:t>
+        <w:t xml:space="preserve"> calls </w:t>
       </w:r>
       <w:r>
         <w:rPr>
@@ -1588,7 +1575,7 @@
         <w:t>build_room</w:t>
       </w:r>
       <w:r>
-        <w:t xml:space="preserve">, then place a </w:t>
+        <w:t xml:space="preserve">, then places a </w:t>
       </w:r>
       <w:r>
         <w:rPr>
@@ -1616,7 +1603,7 @@
         <w:t>build_janitor_room</w:t>
       </w:r>
       <w:r>
-        <w:t xml:space="preserve"> must call </w:t>
+        <w:t xml:space="preserve"> calls </w:t>
       </w:r>
       <w:r>
         <w:rPr>
@@ -1627,7 +1614,7 @@
         <w:t>build_room</w:t>
       </w:r>
       <w:r>
-        <w:t xml:space="preserve"> with different materials, then place a </w:t>
+        <w:t xml:space="preserve"> with different materials, then places a </w:t>
       </w:r>
       <w:r>
         <w:rPr>
@@ -1647,7 +1634,7 @@
         <w:keepLines/>
       </w:pPr>
       <w:r>
-        <w:t xml:space="preserve">Neither amenity function may contain a </w:t>
+        <w:t xml:space="preserve">Neither amenity function has a </w:t>
       </w:r>
       <w:r>
         <w:rPr>
@@ -1658,7 +1645,7 @@
         <w:t>blocks.fill</w:t>
       </w:r>
       <w:r>
-        <w:t xml:space="preserve"> of its own — the walls, floor and doorway all come from the helper.</w:t>
+        <w:t xml:space="preserve"> of its own. The walls, floor and doorway all come from the helper.</w:t>
       </w:r>
     </w:p>
     <w:p>
@@ -1667,7 +1654,7 @@
         <w:keepLines/>
       </w:pPr>
       <w:r>
-        <w:t xml:space="preserve">Then call them both, at different </w:t>
+        <w:t xml:space="preserve">Run </w:t>
       </w:r>
       <w:r>
         <w:rPr>
@@ -1675,28 +1662,30 @@
           <w:sz w:val="21"/>
           <w:shd w:val="clear" w:fill="EEEEEE"/>
         </w:rPr>
-        <w:t>x</w:t>
+        <w:t>build_bathroom(5)</w:t>
       </w:r>
       <w:r>
-        <w:t xml:space="preserve"> values so they stand side by side:</w:t>
+        <w:t xml:space="preserve">. Then </w:t>
       </w:r>
-    </w:p>
-    <w:p>
-      <w:pPr>
-        <w:spacing w:before="40" w:after="160"/>
-        <w:ind w:left="288"/>
-        <w:keepNext/>
-        <w:keepLines/>
-        <w:shd w:val="clear" w:fill="F4F4F4"/>
-      </w:pPr>
+      <w:r>
+        <w:rPr>
+          <w:b/>
+        </w:rPr>
+        <w:t>walk somewhere new</w:t>
+      </w:r>
+      <w:r>
+        <w:t xml:space="preserve"> and run </w:t>
+      </w:r>
       <w:r>
         <w:rPr>
           <w:rFonts w:ascii="Consolas" w:hAnsi="Consolas" w:cs="Consolas"/>
           <w:sz w:val="21"/>
+          <w:shd w:val="clear" w:fill="EEEEEE"/>
         </w:rPr>
-        <w:t>build_bathroom(0, 5)</w:t>
-        <w:br/>
-        <w:t>build_janitor_room(8, 4)</w:t>
+        <w:t>build_janitor_room(4)</w:t>
+      </w:r>
+      <w:r>
+        <w:t>, so the two rooms stand apart.</w:t>
       </w:r>
     </w:p>
     <w:p>
@@ -1708,7 +1697,7 @@
         <w:rPr>
           <w:b/>
         </w:rPr>
-        <w:t>Write your helper, your two amenity functions, and the two lines that call them:</w:t>
+        <w:t>Write your helper and your two amenity functions:</w:t>
       </w:r>
     </w:p>
     <w:p>
